--- a/PythonIPM/sorties/docx/alignement_pnd_ipm_ehcvm.docx
+++ b/PythonIPM/sorties/docx/alignement_pnd_ipm_ehcvm.docx
@@ -3577,6 +3577,29 @@
         <w:t xml:space="preserve">croisées ménage par ménage.</w:t>
       </w:r>
     </w:p>
+    <w:p>
+      <w:pPr>
+        <w:pStyle w:val="BodyText"/>
+      </w:pPr>
+      <w:r>
+        <w:rPr>
+          <w:lang w:val="fr-FR"/>
+        </w:rPr>
+        <w:t xml:space="preserve">Le tableau ci-dessous porte sur les 9 800 ménages pour lesquels l’indicateur de bien-être est</w:t>
+      </w:r>
+      <w:r>
+        <w:rPr>
+          <w:lang w:val="fr-FR"/>
+        </w:rPr>
+        <w:t xml:space="preserve"> </w:t>
+      </w:r>
+      <w:r>
+        <w:rPr>
+          <w:lang w:val="fr-FR"/>
+        </w:rPr>
+        <w:t xml:space="preserve">renseigné, soit 18,7 millions de personnes.</w:t>
+      </w:r>
+    </w:p>
     <w:tbl>
       <w:tblPr>
         <w:tblStyle w:val="Table"/>
@@ -3662,7 +3685,7 @@
               <w:rPr>
                 <w:lang w:val="fr-FR"/>
               </w:rPr>
-              <w:t xml:space="preserve">26,2 %</w:t>
+              <w:t xml:space="preserve">41,7 %</w:t>
             </w:r>
           </w:p>
         </w:tc>
@@ -3677,7 +3700,7 @@
               <w:rPr>
                 <w:lang w:val="fr-FR"/>
               </w:rPr>
-              <w:t xml:space="preserve">4,2 %</w:t>
+              <w:t xml:space="preserve">6,7 %</w:t>
             </w:r>
           </w:p>
         </w:tc>
@@ -3709,7 +3732,7 @@
               <w:rPr>
                 <w:lang w:val="fr-FR"/>
               </w:rPr>
-              <w:t xml:space="preserve">31,7 %</w:t>
+              <w:t xml:space="preserve">28,2 %</w:t>
             </w:r>
           </w:p>
         </w:tc>
@@ -3724,7 +3747,7 @@
               <w:rPr>
                 <w:lang w:val="fr-FR"/>
               </w:rPr>
-              <w:t xml:space="preserve">37,8 %</w:t>
+              <w:t xml:space="preserve">23,4 %</w:t>
             </w:r>
           </w:p>
         </w:tc>
@@ -3738,7 +3761,18 @@
         <w:rPr>
           <w:lang w:val="fr-FR"/>
         </w:rPr>
-        <w:t xml:space="preserve">La lecture est nette :</w:t>
+        <w:t xml:space="preserve">Deux enseignements, dont un seul est solide.</w:t>
+      </w:r>
+    </w:p>
+    <w:p>
+      <w:pPr>
+        <w:pStyle w:val="BodyText"/>
+      </w:pPr>
+      <w:r>
+        <w:rPr>
+          <w:lang w:val="fr-FR"/>
+        </w:rPr>
+        <w:t xml:space="preserve">Le premier l’est :</w:t>
       </w:r>
       <w:r>
         <w:rPr>
@@ -3752,7 +3786,7 @@
           <w:bCs/>
           <w:lang w:val="fr-FR"/>
         </w:rPr>
-        <w:t xml:space="preserve">86 % des pauvres monétaires sont aussi pauvres au sens</w:t>
+        <w:t xml:space="preserve">86,1 % des pauvres monétaires sont aussi pauvres au sens</w:t>
       </w:r>
       <w:r>
         <w:rPr>
@@ -3774,7 +3808,66 @@
         <w:rPr>
           <w:lang w:val="fr-FR"/>
         </w:rPr>
-        <w:t xml:space="preserve">, mais</w:t>
+        <w:t xml:space="preserve">. C’est un rapport calculé à l’intérieur du champ, donc insensible à la façon</w:t>
+      </w:r>
+      <w:r>
+        <w:rPr>
+          <w:lang w:val="fr-FR"/>
+        </w:rPr>
+        <w:t xml:space="preserve"> </w:t>
+      </w:r>
+      <w:r>
+        <w:rPr>
+          <w:lang w:val="fr-FR"/>
+        </w:rPr>
+        <w:t xml:space="preserve">dont on traite les ménages sans indicateur de bien-être — il vaut 86,1 % quelle que soit la</w:t>
+      </w:r>
+      <w:r>
+        <w:rPr>
+          <w:lang w:val="fr-FR"/>
+        </w:rPr>
+        <w:t xml:space="preserve"> </w:t>
+      </w:r>
+      <w:r>
+        <w:rPr>
+          <w:lang w:val="fr-FR"/>
+        </w:rPr>
+        <w:t xml:space="preserve">convention retenue. La pauvreté monétaire est presque entièrement incluse dans la pauvreté</w:t>
+      </w:r>
+      <w:r>
+        <w:rPr>
+          <w:lang w:val="fr-FR"/>
+        </w:rPr>
+        <w:t xml:space="preserve"> </w:t>
+      </w:r>
+      <w:r>
+        <w:rPr>
+          <w:lang w:val="fr-FR"/>
+        </w:rPr>
+        <w:t xml:space="preserve">multidimensionnelle.</w:t>
+      </w:r>
+    </w:p>
+    <w:p>
+      <w:pPr>
+        <w:pStyle w:val="BodyText"/>
+      </w:pPr>
+      <w:r>
+        <w:rPr>
+          <w:lang w:val="fr-FR"/>
+        </w:rPr>
+        <w:t xml:space="preserve">Le second ne l’est pas au même degré, mais sa direction ne fait pas de doute : une part importante</w:t>
+      </w:r>
+      <w:r>
+        <w:rPr>
+          <w:lang w:val="fr-FR"/>
+        </w:rPr>
+        <w:t xml:space="preserve"> </w:t>
+      </w:r>
+      <w:r>
+        <w:rPr>
+          <w:lang w:val="fr-FR"/>
+        </w:rPr>
+        <w:t xml:space="preserve">de la population est</w:t>
       </w:r>
       <w:r>
         <w:rPr>
@@ -3788,14 +3881,110 @@
           <w:bCs/>
           <w:lang w:val="fr-FR"/>
         </w:rPr>
-        <w:t xml:space="preserve">31,7 points de population sont privés sans être pauvres</w:t>
-      </w:r>
+        <w:t xml:space="preserve">privée sans être pauvre monétairement</w:t>
+      </w:r>
+      <w:r>
+        <w:rPr>
+          <w:lang w:val="fr-FR"/>
+        </w:rPr>
+        <w:t xml:space="preserve"> </w:t>
+      </w:r>
+      <w:r>
+        <w:rPr>
+          <w:lang w:val="fr-FR"/>
+        </w:rPr>
+        <w:t xml:space="preserve">— 28,2 points ici, 31,7</w:t>
+      </w:r>
+      <w:r>
+        <w:rPr>
+          <w:lang w:val="fr-FR"/>
+        </w:rPr>
+        <w:t xml:space="preserve"> </w:t>
+      </w:r>
+      <w:r>
+        <w:rPr>
+          <w:lang w:val="fr-FR"/>
+        </w:rPr>
+        <w:t xml:space="preserve">points si l’on raisonne sur l’ensemble de l’échantillon. Une politique qui ne suivrait que le</w:t>
+      </w:r>
+      <w:r>
+        <w:rPr>
+          <w:lang w:val="fr-FR"/>
+        </w:rPr>
+        <w:t xml:space="preserve"> </w:t>
+      </w:r>
+      <w:r>
+        <w:rPr>
+          <w:lang w:val="fr-FR"/>
+        </w:rPr>
+        <w:t xml:space="preserve">revenu manquerait cette population, que le PND entend pourtant servir.</w:t>
+      </w:r>
+    </w:p>
+    <w:p>
+      <w:pPr>
+        <w:pStyle w:val="BlockText"/>
+      </w:pPr>
       <w:r>
         <w:rPr>
           <w:b/>
           <w:bCs/>
           <w:lang w:val="fr-FR"/>
         </w:rPr>
+        <w:t xml:space="preserve">Attention — Pourquoi les niveaux ne doivent pas être publiés tels quels</w:t>
+      </w:r>
+    </w:p>
+    <w:p>
+      <w:pPr>
+        <w:pStyle w:val="BlockText"/>
+      </w:pPr>
+      <w:r>
+        <w:rPr>
+          <w:lang w:val="fr-FR"/>
+        </w:rPr>
+        <w:t xml:space="preserve">L’indicateur de bien-être (</w:t>
+      </w:r>
+      <w:r>
+        <w:rPr>
+          <w:rStyle w:val="VerbatimChar"/>
+          <w:lang w:val="fr-FR"/>
+        </w:rPr>
+        <w:t xml:space="preserve">pcexp</w:t>
+      </w:r>
+      <w:r>
+        <w:rPr>
+          <w:lang w:val="fr-FR"/>
+        </w:rPr>
+        <w:t xml:space="preserve">) et le seuil national (</w:t>
+      </w:r>
+      <w:r>
+        <w:rPr>
+          <w:rStyle w:val="VerbatimChar"/>
+          <w:lang w:val="fr-FR"/>
+        </w:rPr>
+        <w:t xml:space="preserve">zref</w:t>
+      </w:r>
+      <w:r>
+        <w:rPr>
+          <w:lang w:val="fr-FR"/>
+        </w:rPr>
+        <w:t xml:space="preserve">) ne sont renseignés que</w:t>
+      </w:r>
+      <w:r>
+        <w:rPr>
+          <w:lang w:val="fr-FR"/>
+        </w:rPr>
+        <w:t xml:space="preserve"> </w:t>
+      </w:r>
+      <w:r>
+        <w:rPr>
+          <w:lang w:val="fr-FR"/>
+        </w:rPr>
+        <w:t xml:space="preserve">pour</w:t>
+      </w:r>
+      <w:r>
+        <w:rPr>
+          <w:lang w:val="fr-FR"/>
+        </w:rPr>
         <w:t xml:space="preserve"> </w:t>
       </w:r>
       <w:r>
@@ -3804,38 +3993,235 @@
           <w:bCs/>
           <w:lang w:val="fr-FR"/>
         </w:rPr>
-        <w:t xml:space="preserve">monétairement</w:t>
-      </w:r>
-      <w:r>
-        <w:rPr>
-          <w:lang w:val="fr-FR"/>
-        </w:rPr>
-        <w:t xml:space="preserve">. Autrement dit, une politique qui ne suivrait que le revenu manquerait près d’un</w:t>
-      </w:r>
-      <w:r>
-        <w:rPr>
-          <w:lang w:val="fr-FR"/>
-        </w:rPr>
-        <w:t xml:space="preserve"> </w:t>
-      </w:r>
-      <w:r>
-        <w:rPr>
-          <w:lang w:val="fr-FR"/>
-        </w:rPr>
-        <w:t xml:space="preserve">tiers de la population que le PND entend servir.</w:t>
+        <w:t xml:space="preserve">9 800 ménages sur 12 965</w:t>
+      </w:r>
+      <w:r>
+        <w:rPr>
+          <w:lang w:val="fr-FR"/>
+        </w:rPr>
+        <w:t xml:space="preserve">, soit 75,6 % de l’échantillon et 62,9 % de la population</w:t>
+      </w:r>
+      <w:r>
+        <w:rPr>
+          <w:lang w:val="fr-FR"/>
+        </w:rPr>
+        <w:t xml:space="preserve"> </w:t>
+      </w:r>
+      <w:r>
+        <w:rPr>
+          <w:lang w:val="fr-FR"/>
+        </w:rPr>
+        <w:t xml:space="preserve">pondérée : le module de consommation n’est pas exploitable pour un quart des ménages.</w:t>
       </w:r>
     </w:p>
     <w:p>
       <w:pPr>
         <w:pStyle w:val="BlockText"/>
       </w:pPr>
+      <w:r>
+        <w:rPr>
+          <w:lang w:val="fr-FR"/>
+        </w:rPr>
+        <w:t xml:space="preserve">Aucune des deux lectures possibles ne retombe sur le chiffre publié :</w:t>
+      </w:r>
+    </w:p>
+    <w:tbl>
+      <w:tblPr>
+        <w:tblStyle w:val="Table"/>
+        <w:tblW w:type="auto" w:w="0"/>
+        <w:tblLook w:firstRow="1" w:lastRow="0" w:firstColumn="0" w:lastColumn="0" w:noHBand="0" w:noVBand="0" w:val="0020"/>
+      </w:tblPr>
+      <w:tblGrid>
+        <w:gridCol w:w="3960"/>
+        <w:gridCol w:w="3960"/>
+      </w:tblGrid>
+      <w:tr>
+        <w:trPr>
+          <w:tblHeader w:val="on"/>
+        </w:trPr>
+        <w:tc>
+          <w:tcPr/>
+          <w:p>
+            <w:pPr>
+              <w:pStyle w:val="Compact"/>
+              <w:jc w:val="left"/>
+            </w:pPr>
+            <w:r>
+              <w:rPr>
+                <w:b/>
+                <w:bCs/>
+                <w:lang w:val="fr-FR"/>
+              </w:rPr>
+              <w:t xml:space="preserve">Lecture</w:t>
+            </w:r>
+          </w:p>
+        </w:tc>
+        <w:tc>
+          <w:tcPr/>
+          <w:p>
+            <w:pPr>
+              <w:pStyle w:val="Compact"/>
+              <w:jc w:val="right"/>
+            </w:pPr>
+            <w:r>
+              <w:rPr>
+                <w:b/>
+                <w:bCs/>
+                <w:lang w:val="fr-FR"/>
+              </w:rPr>
+              <w:t xml:space="preserve">Taux monétaire</w:t>
+            </w:r>
+          </w:p>
+        </w:tc>
+      </w:tr>
+      <w:tr>
+        <w:tc>
+          <w:tcPr/>
+          <w:p>
+            <w:pPr>
+              <w:pStyle w:val="Compact"/>
+              <w:jc w:val="left"/>
+            </w:pPr>
+            <w:r>
+              <w:rPr>
+                <w:lang w:val="fr-FR"/>
+              </w:rPr>
+              <w:t xml:space="preserve">Manquants comptés non pauvres, sur toute la population</w:t>
+            </w:r>
+          </w:p>
+        </w:tc>
+        <w:tc>
+          <w:tcPr/>
+          <w:p>
+            <w:pPr>
+              <w:pStyle w:val="Compact"/>
+              <w:jc w:val="right"/>
+            </w:pPr>
+            <w:r>
+              <w:rPr>
+                <w:lang w:val="fr-FR"/>
+              </w:rPr>
+              <w:t xml:space="preserve">30,5 %</w:t>
+            </w:r>
+          </w:p>
+        </w:tc>
+      </w:tr>
+      <w:tr>
+        <w:tc>
+          <w:tcPr/>
+          <w:p>
+            <w:pPr>
+              <w:pStyle w:val="Compact"/>
+              <w:jc w:val="left"/>
+            </w:pPr>
+            <w:r>
+              <w:rPr>
+                <w:lang w:val="fr-FR"/>
+              </w:rPr>
+              <w:t xml:space="preserve">Champ restreint aux 9 800 ménages renseignés</w:t>
+            </w:r>
+          </w:p>
+        </w:tc>
+        <w:tc>
+          <w:tcPr/>
+          <w:p>
+            <w:pPr>
+              <w:pStyle w:val="Compact"/>
+              <w:jc w:val="right"/>
+            </w:pPr>
+            <w:r>
+              <w:rPr>
+                <w:lang w:val="fr-FR"/>
+              </w:rPr>
+              <w:t xml:space="preserve">48,5 %</w:t>
+            </w:r>
+          </w:p>
+        </w:tc>
+      </w:tr>
+      <w:tr>
+        <w:tc>
+          <w:tcPr/>
+          <w:p>
+            <w:pPr>
+              <w:pStyle w:val="Compact"/>
+              <w:jc w:val="left"/>
+            </w:pPr>
+            <w:r>
+              <w:rPr>
+                <w:b/>
+                <w:bCs/>
+                <w:lang w:val="fr-FR"/>
+              </w:rPr>
+              <w:t xml:space="preserve">Publié, et repris par le PND</w:t>
+            </w:r>
+          </w:p>
+        </w:tc>
+        <w:tc>
+          <w:tcPr/>
+          <w:p>
+            <w:pPr>
+              <w:pStyle w:val="Compact"/>
+              <w:jc w:val="right"/>
+            </w:pPr>
+            <w:r>
+              <w:rPr>
+                <w:b/>
+                <w:bCs/>
+                <w:lang w:val="fr-FR"/>
+              </w:rPr>
+              <w:t xml:space="preserve">37,5 %</w:t>
+            </w:r>
+          </w:p>
+        </w:tc>
+      </w:tr>
+    </w:tbl>
+    <w:p>
+      <w:pPr>
+        <w:pStyle w:val="BlockText"/>
+      </w:pPr>
+      <w:r>
+        <w:rPr>
+          <w:lang w:val="fr-FR"/>
+        </w:rPr>
+        <w:t xml:space="preserve">Et le sous-champ n’est pas neutre : l’IPM y vaut 69,9 % contre 58,0 % sur l’échantillon complet.</w:t>
+      </w:r>
+      <w:r>
+        <w:rPr>
+          <w:lang w:val="fr-FR"/>
+        </w:rPr>
+        <w:t xml:space="preserve"> </w:t>
+      </w:r>
       <w:r>
         <w:rPr>
           <w:b/>
           <w:bCs/>
           <w:lang w:val="fr-FR"/>
         </w:rPr>
-        <w:t xml:space="preserve">Attention — Un calcul à consolider avant publication</w:t>
+        <w:t xml:space="preserve">Les ménages disposant d’un indicateur de bien-être sont plus pauvres que la moyenne.</w:t>
+      </w:r>
+      <w:r>
+        <w:rPr>
+          <w:lang w:val="fr-FR"/>
+        </w:rPr>
+        <w:t xml:space="preserve"> </w:t>
+      </w:r>
+      <w:r>
+        <w:rPr>
+          <w:lang w:val="fr-FR"/>
+        </w:rPr>
+        <w:t xml:space="preserve">Reproduire le 37,5 % demanderait la pondération ou l’imputation que l’INS applique à ce</w:t>
+      </w:r>
+      <w:r>
+        <w:rPr>
+          <w:lang w:val="fr-FR"/>
+        </w:rPr>
+        <w:t xml:space="preserve"> </w:t>
+      </w:r>
+      <w:r>
+        <w:rPr>
+          <w:lang w:val="fr-FR"/>
+        </w:rPr>
+        <w:t xml:space="preserve">sous-champ, qui ne figurent pas dans la base.</w:t>
       </w:r>
     </w:p>
     <w:p>
@@ -3846,182 +4232,88 @@
         <w:rPr>
           <w:lang w:val="fr-FR"/>
         </w:rPr>
-        <w:t xml:space="preserve">Le croisement ci-dessus applique directement le seuil de pauvreté national (</w:t>
+        <w:t xml:space="preserve">Les déflateurs spatial et temporel présents dans la base (</w:t>
       </w:r>
       <w:r>
         <w:rPr>
           <w:rStyle w:val="VerbatimChar"/>
           <w:lang w:val="fr-FR"/>
         </w:rPr>
-        <w:t xml:space="preserve">zref</w:t>
-      </w:r>
-      <w:r>
-        <w:rPr>
-          <w:lang w:val="fr-FR"/>
-        </w:rPr>
-        <w:t xml:space="preserve">) à la</w:t>
-      </w:r>
-      <w:r>
-        <w:rPr>
-          <w:lang w:val="fr-FR"/>
-        </w:rPr>
-        <w:t xml:space="preserve"> </w:t>
-      </w:r>
-      <w:r>
-        <w:rPr>
-          <w:lang w:val="fr-FR"/>
-        </w:rPr>
-        <w:t xml:space="preserve">dépense par tête (</w:t>
+        <w:t xml:space="preserve">def_spa</w:t>
+      </w:r>
+      <w:r>
+        <w:rPr>
+          <w:lang w:val="fr-FR"/>
+        </w:rPr>
+        <w:t xml:space="preserve">,</w:t>
+      </w:r>
+      <w:r>
+        <w:rPr>
+          <w:lang w:val="fr-FR"/>
+        </w:rPr>
+        <w:t xml:space="preserve"> </w:t>
       </w:r>
       <w:r>
         <w:rPr>
           <w:rStyle w:val="VerbatimChar"/>
           <w:lang w:val="fr-FR"/>
         </w:rPr>
-        <w:t xml:space="preserve">pcexp</w:t>
-      </w:r>
-      <w:r>
-        <w:rPr>
-          <w:lang w:val="fr-FR"/>
-        </w:rPr>
-        <w:t xml:space="preserve">) de la base ménage. Il donne un taux de pauvreté monétaire de</w:t>
-      </w:r>
-      <w:r>
-        <w:rPr>
-          <w:lang w:val="fr-FR"/>
-        </w:rPr>
-        <w:t xml:space="preserve"> </w:t>
-      </w:r>
-      <w:r>
-        <w:rPr>
-          <w:lang w:val="fr-FR"/>
-        </w:rPr>
-        <w:t xml:space="preserve">30,5 %, contre les</w:t>
-      </w:r>
-      <w:r>
-        <w:rPr>
-          <w:lang w:val="fr-FR"/>
-        </w:rPr>
-        <w:t xml:space="preserve"> </w:t>
-      </w:r>
+        <w:t xml:space="preserve">def_temp</w:t>
+      </w:r>
+      <w:r>
+        <w:rPr>
+          <w:lang w:val="fr-FR"/>
+        </w:rPr>
+        <w:t xml:space="preserve">) ne sont</w:t>
+      </w:r>
+      <w:r>
+        <w:rPr>
+          <w:lang w:val="fr-FR"/>
+        </w:rPr>
+        <w:t xml:space="preserve"> </w:t>
+      </w:r>
+      <w:r>
+        <w:rPr>
+          <w:lang w:val="fr-FR"/>
+        </w:rPr>
+        <w:t xml:space="preserve">pas en cause : quelle que soit la façon de les appliquer, le taux reste entre 30,3 et 30,9 %.</w:t>
+      </w:r>
+    </w:p>
+    <w:p>
+      <w:pPr>
+        <w:pStyle w:val="BlockText"/>
+      </w:pPr>
       <w:r>
         <w:rPr>
           <w:b/>
           <w:bCs/>
           <w:lang w:val="fr-FR"/>
         </w:rPr>
-        <w:t xml:space="preserve">37,5 %</w:t>
-      </w:r>
-      <w:r>
-        <w:rPr>
-          <w:lang w:val="fr-FR"/>
-        </w:rPr>
-        <w:t xml:space="preserve"> </w:t>
-      </w:r>
-      <w:r>
-        <w:rPr>
-          <w:lang w:val="fr-FR"/>
-        </w:rPr>
-        <w:t xml:space="preserve">publiés et repris par le PND. L’écart tient vraisemblablement</w:t>
-      </w:r>
-      <w:r>
-        <w:rPr>
-          <w:lang w:val="fr-FR"/>
-        </w:rPr>
-        <w:t xml:space="preserve"> </w:t>
-      </w:r>
-      <w:r>
-        <w:rPr>
-          <w:lang w:val="fr-FR"/>
-        </w:rPr>
-        <w:t xml:space="preserve">aux déflateurs spatiaux et temporels appliqués par l’INS, qui ne sont pas dans la base.</w:t>
-      </w:r>
-    </w:p>
-    <w:p>
-      <w:pPr>
-        <w:pStyle w:val="BlockText"/>
-      </w:pPr>
-      <w:r>
-        <w:rPr>
-          <w:lang w:val="fr-FR"/>
-        </w:rPr>
-        <w:t xml:space="preserve">La</w:t>
-      </w:r>
-      <w:r>
-        <w:rPr>
-          <w:lang w:val="fr-FR"/>
-        </w:rPr>
-        <w:t xml:space="preserve"> </w:t>
-      </w:r>
-      <w:r>
-        <w:rPr>
-          <w:i/>
-          <w:iCs/>
-          <w:lang w:val="fr-FR"/>
-        </w:rPr>
-        <w:t xml:space="preserve">structure</w:t>
-      </w:r>
-      <w:r>
-        <w:rPr>
-          <w:lang w:val="fr-FR"/>
-        </w:rPr>
-        <w:t xml:space="preserve"> </w:t>
-      </w:r>
-      <w:r>
-        <w:rPr>
-          <w:lang w:val="fr-FR"/>
-        </w:rPr>
-        <w:t xml:space="preserve">du croisement — un recouvrement fort mais partiel, une pauvreté</w:t>
-      </w:r>
-      <w:r>
-        <w:rPr>
-          <w:lang w:val="fr-FR"/>
-        </w:rPr>
-        <w:t xml:space="preserve"> </w:t>
-      </w:r>
-      <w:r>
-        <w:rPr>
-          <w:lang w:val="fr-FR"/>
-        </w:rPr>
-        <w:t xml:space="preserve">multidimensionnelle bien plus large que la monétaire — est robuste à cet écart. Les</w:t>
-      </w:r>
-      <w:r>
-        <w:rPr>
-          <w:lang w:val="fr-FR"/>
-        </w:rPr>
-        <w:t xml:space="preserve"> </w:t>
-      </w:r>
-      <w:r>
-        <w:rPr>
-          <w:i/>
-          <w:iCs/>
-          <w:lang w:val="fr-FR"/>
-        </w:rPr>
-        <w:t xml:space="preserve">niveaux</w:t>
-      </w:r>
-      <w:r>
-        <w:rPr>
-          <w:lang w:val="fr-FR"/>
-        </w:rPr>
-        <w:t xml:space="preserve"> </w:t>
-      </w:r>
-      <w:r>
-        <w:rPr>
-          <w:lang w:val="fr-FR"/>
-        </w:rPr>
-        <w:t xml:space="preserve">des quatre cases ne doivent pas être publiés tels quels sans que la méthode</w:t>
-      </w:r>
-      <w:r>
-        <w:rPr>
-          <w:lang w:val="fr-FR"/>
-        </w:rPr>
-        <w:t xml:space="preserve"> </w:t>
-      </w:r>
-      <w:r>
-        <w:rPr>
-          <w:lang w:val="fr-FR"/>
-        </w:rPr>
-        <w:t xml:space="preserve">officielle de calcul du taux monétaire ait été reprise.</w:t>
+        <w:t xml:space="preserve">À retenir</w:t>
+      </w:r>
+      <w:r>
+        <w:rPr>
+          <w:lang w:val="fr-FR"/>
+        </w:rPr>
+        <w:t xml:space="preserve"> </w:t>
+      </w:r>
+      <w:r>
+        <w:rPr>
+          <w:lang w:val="fr-FR"/>
+        </w:rPr>
+        <w:t xml:space="preserve">: le taux de recouvrement de 86,1 % est publiable, les quatre cases du tableau</w:t>
+      </w:r>
+      <w:r>
+        <w:rPr>
+          <w:lang w:val="fr-FR"/>
+        </w:rPr>
+        <w:t xml:space="preserve"> </w:t>
+      </w:r>
+      <w:r>
+        <w:rPr>
+          <w:lang w:val="fr-FR"/>
+        </w:rPr>
+        <w:t xml:space="preserve">ne le sont pas avant que la méthode officielle de calcul du taux monétaire ait été reprise.</w:t>
       </w:r>
     </w:p>
     <w:bookmarkEnd w:id="17"/>
@@ -5108,31 +5400,53 @@
           <w:bCs/>
           <w:lang w:val="fr-FR"/>
         </w:rPr>
-        <w:t xml:space="preserve">Le croisement monétaire / multidimensionnel</w:t>
-      </w:r>
-      <w:r>
-        <w:rPr>
-          <w:lang w:val="fr-FR"/>
-        </w:rPr>
-        <w:t xml:space="preserve"> </w:t>
-      </w:r>
-      <w:r>
-        <w:rPr>
-          <w:lang w:val="fr-FR"/>
-        </w:rPr>
-        <w:t xml:space="preserve">n’est pas reproduit sur la méthode</w:t>
-      </w:r>
-      <w:r>
-        <w:rPr>
-          <w:lang w:val="fr-FR"/>
-        </w:rPr>
-        <w:t xml:space="preserve"> </w:t>
-      </w:r>
-      <w:r>
-        <w:rPr>
-          <w:lang w:val="fr-FR"/>
-        </w:rPr>
-        <w:t xml:space="preserve">officielle de calcul du taux de pauvreté monétaire.</w:t>
+        <w:t xml:space="preserve">Le croisement monétaire / multidimensionnel ne reproduit pas le taux de pauvreté</w:t>
+      </w:r>
+      <w:r>
+        <w:rPr>
+          <w:b/>
+          <w:bCs/>
+          <w:lang w:val="fr-FR"/>
+        </w:rPr>
+        <w:t xml:space="preserve"> </w:t>
+      </w:r>
+      <w:r>
+        <w:rPr>
+          <w:b/>
+          <w:bCs/>
+          <w:lang w:val="fr-FR"/>
+        </w:rPr>
+        <w:t xml:space="preserve">publié</w:t>
+      </w:r>
+      <w:r>
+        <w:rPr>
+          <w:lang w:val="fr-FR"/>
+        </w:rPr>
+        <w:t xml:space="preserve">, parce que l’indicateur de bien-être manque pour un quart des ménages et que ce</w:t>
+      </w:r>
+      <w:r>
+        <w:rPr>
+          <w:lang w:val="fr-FR"/>
+        </w:rPr>
+        <w:t xml:space="preserve"> </w:t>
+      </w:r>
+      <w:r>
+        <w:rPr>
+          <w:lang w:val="fr-FR"/>
+        </w:rPr>
+        <w:t xml:space="preserve">quart n’est pas tiré au hasard. Seul le taux de recouvrement entre les deux pauvretés</w:t>
+      </w:r>
+      <w:r>
+        <w:rPr>
+          <w:lang w:val="fr-FR"/>
+        </w:rPr>
+        <w:t xml:space="preserve"> </w:t>
+      </w:r>
+      <w:r>
+        <w:rPr>
+          <w:lang w:val="fr-FR"/>
+        </w:rPr>
+        <w:t xml:space="preserve">(86,1 %) est robuste à ce défaut.</w:t>
       </w:r>
     </w:p>
     <w:p>

--- a/PythonIPM/sorties/docx/alignement_pnd_ipm_ehcvm.docx
+++ b/PythonIPM/sorties/docx/alignement_pnd_ipm_ehcvm.docx
@@ -182,7 +182,7 @@
         <w:rPr>
           <w:lang w:val="fr-FR"/>
         </w:rPr>
-        <w:t xml:space="preserve">L’IPM EHCVM couvre</w:t>
+        <w:t xml:space="preserve">L’avantage de l’EHCVM sur le recensement tient à</w:t>
       </w:r>
       <w:r>
         <w:rPr>
@@ -196,31 +196,37 @@
           <w:bCs/>
           <w:lang w:val="fr-FR"/>
         </w:rPr>
-        <w:t xml:space="preserve">onze des vingt-deux cibles</w:t>
-      </w:r>
-      <w:r>
-        <w:rPr>
-          <w:lang w:val="fr-FR"/>
-        </w:rPr>
-        <w:t xml:space="preserve"> </w:t>
-      </w:r>
-      <w:r>
-        <w:rPr>
-          <w:lang w:val="fr-FR"/>
-        </w:rPr>
-        <w:t xml:space="preserve">du PND qu’un indice de pauvreté</w:t>
-      </w:r>
-      <w:r>
-        <w:rPr>
-          <w:lang w:val="fr-FR"/>
-        </w:rPr>
-        <w:t xml:space="preserve"> </w:t>
-      </w:r>
-      <w:r>
-        <w:rPr>
-          <w:lang w:val="fr-FR"/>
-        </w:rPr>
-        <w:t xml:space="preserve">peut mesurer — la couverture la plus large des deux sources.</w:t>
+        <w:t xml:space="preserve">trois indicateurs</w:t>
+      </w:r>
+      <w:r>
+        <w:rPr>
+          <w:lang w:val="fr-FR"/>
+        </w:rPr>
+        <w:t xml:space="preserve">, et deux</w:t>
+      </w:r>
+      <w:r>
+        <w:rPr>
+          <w:lang w:val="fr-FR"/>
+        </w:rPr>
+        <w:t xml:space="preserve"> </w:t>
+      </w:r>
+      <w:r>
+        <w:rPr>
+          <w:lang w:val="fr-FR"/>
+        </w:rPr>
+        <w:t xml:space="preserve">d’entre eux sont des indicateurs de santé : l’assurance maladie, le renoncement aux soins,</w:t>
+      </w:r>
+      <w:r>
+        <w:rPr>
+          <w:lang w:val="fr-FR"/>
+        </w:rPr>
+        <w:t xml:space="preserve"> </w:t>
+      </w:r>
+      <w:r>
+        <w:rPr>
+          <w:lang w:val="fr-FR"/>
+        </w:rPr>
+        <w:t xml:space="preserve">et l’année de scolarité mesurée exactement plutôt qu’approchée par le diplôme.</w:t>
       </w:r>
     </w:p>
     <w:p>
@@ -261,31 +267,31 @@
         <w:rPr>
           <w:lang w:val="fr-FR"/>
         </w:rPr>
-        <w:t xml:space="preserve">à mesurer la Couverture Maladie Universelle, la sécurité</w:t>
-      </w:r>
-      <w:r>
-        <w:rPr>
-          <w:lang w:val="fr-FR"/>
-        </w:rPr>
-        <w:t xml:space="preserve"> </w:t>
-      </w:r>
-      <w:r>
-        <w:rPr>
-          <w:lang w:val="fr-FR"/>
-        </w:rPr>
-        <w:t xml:space="preserve">nutritionnelle, l’accès effectif aux soins et la protection sociale : quatre cibles</w:t>
-      </w:r>
-      <w:r>
-        <w:rPr>
-          <w:lang w:val="fr-FR"/>
-        </w:rPr>
-        <w:t xml:space="preserve"> </w:t>
-      </w:r>
-      <w:r>
-        <w:rPr>
-          <w:lang w:val="fr-FR"/>
-        </w:rPr>
-        <w:t xml:space="preserve">chiffrées du Pilier 4 auxquelles le recensement ne donne aucune prise.</w:t>
+        <w:t xml:space="preserve">à donner prise aux cibles santé et nutrition du Pilier 4 —</w:t>
+      </w:r>
+      <w:r>
+        <w:rPr>
+          <w:lang w:val="fr-FR"/>
+        </w:rPr>
+        <w:t xml:space="preserve"> </w:t>
+      </w:r>
+      <w:r>
+        <w:rPr>
+          <w:lang w:val="fr-FR"/>
+        </w:rPr>
+        <w:t xml:space="preserve">Couverture Maladie Universelle, protection sociale, accès effectif aux soins — auxquelles</w:t>
+      </w:r>
+      <w:r>
+        <w:rPr>
+          <w:lang w:val="fr-FR"/>
+        </w:rPr>
+        <w:t xml:space="preserve"> </w:t>
+      </w:r>
+      <w:r>
+        <w:rPr>
+          <w:lang w:val="fr-FR"/>
+        </w:rPr>
+        <w:t xml:space="preserve">le recensement n’en donne aucune, faute de tout module de santé.</w:t>
       </w:r>
     </w:p>
     <w:p>
@@ -365,7 +371,7 @@
         <w:rPr>
           <w:lang w:val="fr-FR"/>
         </w:rPr>
-        <w:t xml:space="preserve">Il est</w:t>
+        <w:t xml:space="preserve">Étant une</w:t>
       </w:r>
       <w:r>
         <w:rPr>
@@ -379,31 +385,25 @@
           <w:bCs/>
           <w:lang w:val="fr-FR"/>
         </w:rPr>
-        <w:t xml:space="preserve">répété dans le temps</w:t>
-      </w:r>
-      <w:r>
-        <w:rPr>
-          <w:lang w:val="fr-FR"/>
-        </w:rPr>
-        <w:t xml:space="preserve"> </w:t>
-      </w:r>
-      <w:r>
-        <w:rPr>
-          <w:lang w:val="fr-FR"/>
-        </w:rPr>
-        <w:t xml:space="preserve">: c’est la seule source capable de dire, en 2028 puis</w:t>
-      </w:r>
-      <w:r>
-        <w:rPr>
-          <w:lang w:val="fr-FR"/>
-        </w:rPr>
-        <w:t xml:space="preserve"> </w:t>
-      </w:r>
-      <w:r>
-        <w:rPr>
-          <w:lang w:val="fr-FR"/>
-        </w:rPr>
-        <w:t xml:space="preserve">en 2030, si le PND a produit ses effets.</w:t>
+        <w:t xml:space="preserve">enquête répétée</w:t>
+      </w:r>
+      <w:r>
+        <w:rPr>
+          <w:lang w:val="fr-FR"/>
+        </w:rPr>
+        <w:t xml:space="preserve">, il peut être recalculé en cours de plan, là où le</w:t>
+      </w:r>
+      <w:r>
+        <w:rPr>
+          <w:lang w:val="fr-FR"/>
+        </w:rPr>
+        <w:t xml:space="preserve"> </w:t>
+      </w:r>
+      <w:r>
+        <w:rPr>
+          <w:lang w:val="fr-FR"/>
+        </w:rPr>
+        <w:t xml:space="preserve">recensement, décennal, ne le pourra pas.</w:t>
       </w:r>
     </w:p>
     <w:p>
@@ -2941,7 +2941,7 @@
           <w:bCs/>
           <w:lang w:val="fr-FR"/>
         </w:rPr>
-        <w:t xml:space="preserve">Le décompte</w:t>
+        <w:t xml:space="preserve">Le décompte, et ce qu’il ne dit pas</w:t>
       </w:r>
     </w:p>
     <w:p>
@@ -2997,6 +2997,130 @@
           <w:lang w:val="fr-FR"/>
         </w:rPr>
         <w:t xml:space="preserve">laisse six hors de portée.</w:t>
+      </w:r>
+    </w:p>
+    <w:p>
+      <w:pPr>
+        <w:pStyle w:val="BlockText"/>
+      </w:pPr>
+      <w:r>
+        <w:rPr>
+          <w:lang w:val="fr-FR"/>
+        </w:rPr>
+        <w:t xml:space="preserve">Ce décompte est à manier avec prudence : il compte des</w:t>
+      </w:r>
+      <w:r>
+        <w:rPr>
+          <w:lang w:val="fr-FR"/>
+        </w:rPr>
+        <w:t xml:space="preserve"> </w:t>
+      </w:r>
+      <w:r>
+        <w:rPr>
+          <w:i/>
+          <w:iCs/>
+          <w:lang w:val="fr-FR"/>
+        </w:rPr>
+        <w:t xml:space="preserve">cibles</w:t>
+      </w:r>
+      <w:r>
+        <w:rPr>
+          <w:lang w:val="fr-FR"/>
+        </w:rPr>
+        <w:t xml:space="preserve">, et plusieurs cibles</w:t>
+      </w:r>
+      <w:r>
+        <w:rPr>
+          <w:lang w:val="fr-FR"/>
+        </w:rPr>
+        <w:t xml:space="preserve"> </w:t>
+      </w:r>
+      <w:r>
+        <w:rPr>
+          <w:lang w:val="fr-FR"/>
+        </w:rPr>
+        <w:t xml:space="preserve">retombent sur le</w:t>
+      </w:r>
+      <w:r>
+        <w:rPr>
+          <w:lang w:val="fr-FR"/>
+        </w:rPr>
+        <w:t xml:space="preserve"> </w:t>
+      </w:r>
+      <w:r>
+        <w:rPr>
+          <w:i/>
+          <w:iCs/>
+          <w:lang w:val="fr-FR"/>
+        </w:rPr>
+        <w:t xml:space="preserve">même</w:t>
+      </w:r>
+      <w:r>
+        <w:rPr>
+          <w:lang w:val="fr-FR"/>
+        </w:rPr>
+        <w:t xml:space="preserve"> </w:t>
+      </w:r>
+      <w:r>
+        <w:rPr>
+          <w:lang w:val="fr-FR"/>
+        </w:rPr>
+        <w:t xml:space="preserve">indicateur — les deux cibles d’analphabétisme comme les deux cibles</w:t>
+      </w:r>
+      <w:r>
+        <w:rPr>
+          <w:lang w:val="fr-FR"/>
+        </w:rPr>
+        <w:t xml:space="preserve"> </w:t>
+      </w:r>
+      <w:r>
+        <w:rPr>
+          <w:lang w:val="fr-FR"/>
+        </w:rPr>
+        <w:t xml:space="preserve">de couverture sociale. En indicateurs distincts à prise directe, le compte tombe à</w:t>
+      </w:r>
+      <w:r>
+        <w:rPr>
+          <w:lang w:val="fr-FR"/>
+        </w:rPr>
+        <w:t xml:space="preserve"> </w:t>
+      </w:r>
+      <w:r>
+        <w:rPr>
+          <w:b/>
+          <w:bCs/>
+          <w:lang w:val="fr-FR"/>
+        </w:rPr>
+        <w:t xml:space="preserve">neuf</w:t>
+      </w:r>
+      <w:r>
+        <w:rPr>
+          <w:lang w:val="fr-FR"/>
+        </w:rPr>
+        <w:t xml:space="preserve">.</w:t>
+      </w:r>
+    </w:p>
+    <w:p>
+      <w:pPr>
+        <w:pStyle w:val="BlockText"/>
+      </w:pPr>
+      <w:r>
+        <w:rPr>
+          <w:lang w:val="fr-FR"/>
+        </w:rPr>
+        <w:t xml:space="preserve">Il favorise en outre mécaniquement la source qui porte le plus d’indicateurs : l’EHCVM en a seize,</w:t>
+      </w:r>
+      <w:r>
+        <w:rPr>
+          <w:lang w:val="fr-FR"/>
+        </w:rPr>
+        <w:t xml:space="preserve"> </w:t>
+      </w:r>
+      <w:r>
+        <w:rPr>
+          <w:lang w:val="fr-FR"/>
+        </w:rPr>
+        <w:t xml:space="preserve">le RGPH treize. Ce n’est pas un résultat, c’est une propriété du questionnaire.</w:t>
       </w:r>
     </w:p>
     <w:bookmarkEnd w:id="12"/>
@@ -3438,17 +3562,6 @@
         <w:rPr>
           <w:lang w:val="fr-FR"/>
         </w:rPr>
-        <w:t xml:space="preserve">Deux capacités de désagrégation et de croisement complètent le tableau.</w:t>
-      </w:r>
-    </w:p>
-    <w:p>
-      <w:pPr>
-        <w:pStyle w:val="BodyText"/>
-      </w:pPr>
-      <w:r>
-        <w:rPr>
-          <w:lang w:val="fr-FR"/>
-        </w:rPr>
         <w:t xml:space="preserve">Le</w:t>
       </w:r>
       <w:r>
@@ -3475,7 +3588,69 @@
         <w:rPr>
           <w:lang w:val="fr-FR"/>
         </w:rPr>
-        <w:t xml:space="preserve">est disponible dans l’EHCVM, ce qui permet de servir la cible</w:t>
+        <w:t xml:space="preserve">est disponible dans l’EHCVM et permet de désagréger l’indice</w:t>
+      </w:r>
+      <w:r>
+        <w:rPr>
+          <w:lang w:val="fr-FR"/>
+        </w:rPr>
+        <w:t xml:space="preserve"> </w:t>
+      </w:r>
+      <w:r>
+        <w:rPr>
+          <w:lang w:val="fr-FR"/>
+        </w:rPr>
+        <w:t xml:space="preserve">par sexe — ce que le recensement, dans l’extrait transmis, ne permet pas.</w:t>
+      </w:r>
+    </w:p>
+    <w:p>
+      <w:pPr>
+        <w:pStyle w:val="BlockText"/>
+      </w:pPr>
+      <w:r>
+        <w:rPr>
+          <w:b/>
+          <w:bCs/>
+          <w:lang w:val="fr-FR"/>
+        </w:rPr>
+        <w:t xml:space="preserve">Attention — Ne pas surestimer cet avantage</w:t>
+      </w:r>
+    </w:p>
+    <w:p>
+      <w:pPr>
+        <w:pStyle w:val="BlockText"/>
+      </w:pPr>
+      <w:r>
+        <w:rPr>
+          <w:lang w:val="fr-FR"/>
+        </w:rPr>
+        <w:t xml:space="preserve">Deux réserves. D’abord, désagréger l’IPM par sexe du chef de ménage ne</w:t>
+      </w:r>
+      <w:r>
+        <w:rPr>
+          <w:lang w:val="fr-FR"/>
+        </w:rPr>
+        <w:t xml:space="preserve"> </w:t>
+      </w:r>
+      <w:r>
+        <w:rPr>
+          <w:i/>
+          <w:iCs/>
+          <w:lang w:val="fr-FR"/>
+        </w:rPr>
+        <w:t xml:space="preserve">mesure</w:t>
+      </w:r>
+      <w:r>
+        <w:rPr>
+          <w:lang w:val="fr-FR"/>
+        </w:rPr>
+        <w:t xml:space="preserve"> </w:t>
+      </w:r>
+      <w:r>
+        <w:rPr>
+          <w:lang w:val="fr-FR"/>
+        </w:rPr>
+        <w:t xml:space="preserve">pas la cible</w:t>
       </w:r>
       <w:r>
         <w:rPr>
@@ -3513,18 +3688,91 @@
         <w:rPr>
           <w:lang w:val="fr-FR"/>
         </w:rPr>
-        <w:t xml:space="preserve">0,7 » sur le terrain de la pauvreté multidimensionnelle.</w:t>
-      </w:r>
-    </w:p>
-    <w:p>
-      <w:pPr>
-        <w:pStyle w:val="BodyText"/>
-      </w:pPr>
-      <w:r>
-        <w:rPr>
-          <w:lang w:val="fr-FR"/>
-        </w:rPr>
-        <w:t xml:space="preserve">Surtout, l’EHCVM porte dans la même base la</w:t>
+        <w:t xml:space="preserve">0,7 » : cet indice est un composite couvrant l’emploi,</w:t>
+      </w:r>
+      <w:r>
+        <w:rPr>
+          <w:lang w:val="fr-FR"/>
+        </w:rPr>
+        <w:t xml:space="preserve"> </w:t>
+      </w:r>
+      <w:r>
+        <w:rPr>
+          <w:lang w:val="fr-FR"/>
+        </w:rPr>
+        <w:t xml:space="preserve">l’éducation, la santé et la représentation politique. C’est un éclairage, pas une mesure.</w:t>
+      </w:r>
+    </w:p>
+    <w:p>
+      <w:pPr>
+        <w:pStyle w:val="BlockText"/>
+      </w:pPr>
+      <w:r>
+        <w:rPr>
+          <w:lang w:val="fr-FR"/>
+        </w:rPr>
+        <w:t xml:space="preserve">Ensuite, l’absence du sexe au RGPH est un fait de</w:t>
+      </w:r>
+      <w:r>
+        <w:rPr>
+          <w:lang w:val="fr-FR"/>
+        </w:rPr>
+        <w:t xml:space="preserve"> </w:t>
+      </w:r>
+      <w:r>
+        <w:rPr>
+          <w:b/>
+          <w:bCs/>
+          <w:lang w:val="fr-FR"/>
+        </w:rPr>
+        <w:t xml:space="preserve">transmission, non de collecte</w:t>
+      </w:r>
+      <w:r>
+        <w:rPr>
+          <w:lang w:val="fr-FR"/>
+        </w:rPr>
+        <w:t xml:space="preserve"> </w:t>
+      </w:r>
+      <w:r>
+        <w:rPr>
+          <w:lang w:val="fr-FR"/>
+        </w:rPr>
+        <w:t xml:space="preserve">: la</w:t>
+      </w:r>
+      <w:r>
+        <w:rPr>
+          <w:lang w:val="fr-FR"/>
+        </w:rPr>
+        <w:t xml:space="preserve"> </w:t>
+      </w:r>
+      <w:r>
+        <w:rPr>
+          <w:lang w:val="fr-FR"/>
+        </w:rPr>
+        <w:t xml:space="preserve">numérotation des questions de l’extrait passe de P16 à P18, la question P17 manquant — c’est</w:t>
+      </w:r>
+      <w:r>
+        <w:rPr>
+          <w:lang w:val="fr-FR"/>
+        </w:rPr>
+        <w:t xml:space="preserve"> </w:t>
+      </w:r>
+      <w:r>
+        <w:rPr>
+          <w:lang w:val="fr-FR"/>
+        </w:rPr>
+        <w:t xml:space="preserve">très probablement le sexe. Une demande à l’INS lèverait cette limite du côté du recensement.</w:t>
+      </w:r>
+    </w:p>
+    <w:p>
+      <w:pPr>
+        <w:pStyle w:val="FirstParagraph"/>
+      </w:pPr>
+      <w:r>
+        <w:rPr>
+          <w:lang w:val="fr-FR"/>
+        </w:rPr>
+        <w:t xml:space="preserve">L’apport réellement propre à l’EHCVM est ailleurs : elle porte dans la même base la</w:t>
       </w:r>
       <w:r>
         <w:rPr>
@@ -4971,7 +5219,7 @@
       </w:r>
     </w:p>
     <w:bookmarkEnd w:id="22"/>
-    <w:bookmarkStart w:id="23" w:name="le-suivi-dans-le-temps-largument-décisif"/>
+    <w:bookmarkStart w:id="23" w:name="le-suivi-dans-le-temps"/>
     <w:p>
       <w:pPr>
         <w:pStyle w:val="Heading2"/>
@@ -4980,7 +5228,7 @@
         <w:rPr>
           <w:lang w:val="fr-FR"/>
         </w:rPr>
-        <w:t xml:space="preserve">Le suivi dans le temps — l’argument décisif</w:t>
+        <w:t xml:space="preserve">Le suivi dans le temps</w:t>
       </w:r>
     </w:p>
     <w:p>
@@ -5029,42 +5277,134 @@
         <w:rPr>
           <w:lang w:val="fr-FR"/>
         </w:rPr>
-        <w:t xml:space="preserve">: elle existe pour 2018 et 2021, et une nouvelle vague</w:t>
-      </w:r>
-      <w:r>
-        <w:rPr>
-          <w:lang w:val="fr-FR"/>
-        </w:rPr>
-        <w:t xml:space="preserve"> </w:t>
-      </w:r>
-      <w:r>
-        <w:rPr>
-          <w:lang w:val="fr-FR"/>
-        </w:rPr>
-        <w:t xml:space="preserve">interviendra dans l’intervalle du plan.</w:t>
-      </w:r>
-    </w:p>
-    <w:p>
-      <w:pPr>
-        <w:pStyle w:val="BodyText"/>
-      </w:pPr>
-      <w:r>
-        <w:rPr>
-          <w:lang w:val="fr-FR"/>
-        </w:rPr>
-        <w:t xml:space="preserve">C’est la seule des deux sources qui permette de dire, à mi-parcours puis en 2030, si les cibles ont</w:t>
-      </w:r>
-      <w:r>
-        <w:rPr>
-          <w:lang w:val="fr-FR"/>
-        </w:rPr>
-        <w:t xml:space="preserve"> </w:t>
-      </w:r>
-      <w:r>
-        <w:rPr>
-          <w:lang w:val="fr-FR"/>
-        </w:rPr>
-        <w:t xml:space="preserve">été atteintes. Le recensement, décennal, ne le permettra pas avant le plan suivant.</w:t>
+        <w:t xml:space="preserve">: elle existe pour 2018 et pour 2021.</w:t>
+      </w:r>
+    </w:p>
+    <w:p>
+      <w:pPr>
+        <w:pStyle w:val="BlockText"/>
+      </w:pPr>
+      <w:r>
+        <w:rPr>
+          <w:b/>
+          <w:bCs/>
+          <w:lang w:val="fr-FR"/>
+        </w:rPr>
+        <w:t xml:space="preserve">Attention — Ce qui est établi, et ce qui ne l’est pas</w:t>
+      </w:r>
+    </w:p>
+    <w:p>
+      <w:pPr>
+        <w:pStyle w:val="BlockText"/>
+      </w:pPr>
+      <w:r>
+        <w:rPr>
+          <w:lang w:val="fr-FR"/>
+        </w:rPr>
+        <w:t xml:space="preserve">Ce qui est certain : le RGPH est</w:t>
+      </w:r>
+      <w:r>
+        <w:rPr>
+          <w:lang w:val="fr-FR"/>
+        </w:rPr>
+        <w:t xml:space="preserve"> </w:t>
+      </w:r>
+      <w:r>
+        <w:rPr>
+          <w:b/>
+          <w:bCs/>
+          <w:lang w:val="fr-FR"/>
+        </w:rPr>
+        <w:t xml:space="preserve">décennal</w:t>
+      </w:r>
+      <w:r>
+        <w:rPr>
+          <w:lang w:val="fr-FR"/>
+        </w:rPr>
+        <w:t xml:space="preserve">, le prochain n’interviendra pas avant la fin du</w:t>
+      </w:r>
+      <w:r>
+        <w:rPr>
+          <w:lang w:val="fr-FR"/>
+        </w:rPr>
+        <w:t xml:space="preserve"> </w:t>
+      </w:r>
+      <w:r>
+        <w:rPr>
+          <w:lang w:val="fr-FR"/>
+        </w:rPr>
+        <w:t xml:space="preserve">plan, et le recensement ne pourra donc mesurer aucun progrès du PND.</w:t>
+      </w:r>
+    </w:p>
+    <w:p>
+      <w:pPr>
+        <w:pStyle w:val="BlockText"/>
+      </w:pPr>
+      <w:r>
+        <w:rPr>
+          <w:lang w:val="fr-FR"/>
+        </w:rPr>
+        <w:t xml:space="preserve">Ce qui ne l’est pas : le calendrier de la prochaine vague d’EHCVM. Le rythme passé (2018, puis</w:t>
+      </w:r>
+      <w:r>
+        <w:rPr>
+          <w:lang w:val="fr-FR"/>
+        </w:rPr>
+        <w:t xml:space="preserve"> </w:t>
+      </w:r>
+      <w:r>
+        <w:rPr>
+          <w:lang w:val="fr-FR"/>
+        </w:rPr>
+        <w:t xml:space="preserve">2021) le laisse attendre dans l’intervalle du plan, mais</w:t>
+      </w:r>
+      <w:r>
+        <w:rPr>
+          <w:lang w:val="fr-FR"/>
+        </w:rPr>
+        <w:t xml:space="preserve"> </w:t>
+      </w:r>
+      <w:r>
+        <w:rPr>
+          <w:b/>
+          <w:bCs/>
+          <w:lang w:val="fr-FR"/>
+        </w:rPr>
+        <w:t xml:space="preserve">aucune programmation n’a été</w:t>
+      </w:r>
+      <w:r>
+        <w:rPr>
+          <w:b/>
+          <w:bCs/>
+          <w:lang w:val="fr-FR"/>
+        </w:rPr>
+        <w:t xml:space="preserve"> </w:t>
+      </w:r>
+      <w:r>
+        <w:rPr>
+          <w:b/>
+          <w:bCs/>
+          <w:lang w:val="fr-FR"/>
+        </w:rPr>
+        <w:t xml:space="preserve">vérifiée ici</w:t>
+      </w:r>
+      <w:r>
+        <w:rPr>
+          <w:lang w:val="fr-FR"/>
+        </w:rPr>
+        <w:t xml:space="preserve">. L’argument « l’EHCVM permettra le suivi » suppose cette vague ; il est à confirmer</w:t>
+      </w:r>
+      <w:r>
+        <w:rPr>
+          <w:lang w:val="fr-FR"/>
+        </w:rPr>
+        <w:t xml:space="preserve"> </w:t>
+      </w:r>
+      <w:r>
+        <w:rPr>
+          <w:lang w:val="fr-FR"/>
+        </w:rPr>
+        <w:t xml:space="preserve">auprès de l’INS avant d’être avancé devant une instance de décision.</w:t>
       </w:r>
     </w:p>
     <w:p>
@@ -5447,6 +5787,52 @@
           <w:lang w:val="fr-FR"/>
         </w:rPr>
         <w:t xml:space="preserve">(86,1 %) est robuste à ce défaut.</w:t>
+      </w:r>
+    </w:p>
+    <w:p>
+      <w:pPr>
+        <w:numPr>
+          <w:ilvl w:val="0"/>
+          <w:numId w:val="1003"/>
+        </w:numPr>
+      </w:pPr>
+      <w:r>
+        <w:rPr>
+          <w:b/>
+          <w:bCs/>
+          <w:lang w:val="fr-FR"/>
+        </w:rPr>
+        <w:t xml:space="preserve">Le décompte des cibles favorise la source la mieux dotée en indicateurs</w:t>
+      </w:r>
+      <w:r>
+        <w:rPr>
+          <w:lang w:val="fr-FR"/>
+        </w:rPr>
+        <w:t xml:space="preserve">, et</w:t>
+      </w:r>
+      <w:r>
+        <w:rPr>
+          <w:lang w:val="fr-FR"/>
+        </w:rPr>
+        <w:t xml:space="preserve"> </w:t>
+      </w:r>
+      <w:r>
+        <w:rPr>
+          <w:lang w:val="fr-FR"/>
+        </w:rPr>
+        <w:t xml:space="preserve">compte plusieurs fois un même indicateur quand plusieurs cibles s’y rapportent. L’écart réel</w:t>
+      </w:r>
+      <w:r>
+        <w:rPr>
+          <w:lang w:val="fr-FR"/>
+        </w:rPr>
+        <w:t xml:space="preserve"> </w:t>
+      </w:r>
+      <w:r>
+        <w:rPr>
+          <w:lang w:val="fr-FR"/>
+        </w:rPr>
+        <w:t xml:space="preserve">entre les deux sources porte sur trois indicateurs distincts, dont deux de santé.</w:t>
       </w:r>
     </w:p>
     <w:p>
